--- a/data/cvs/cv_191_MASSA_Advisors_Data___AI_Engineer.docx
+++ b/data/cvs/cv_191_MASSA_Advisors_Data___AI_Engineer.docx
@@ -86,7 +86,7 @@
         <w:rPr>
           <w:sz w:val="20"/>
         </w:rPr>
-        <w:t>Data &amp; AI Engineer with a strong background in full-stack development and AI data annotation. I have experience in building and maintaining full-stack applications, integrating APIs, and improving front-end usability. Skilled in Python, JavaScript, SQL, and various frameworks, with a focus on data-driven solutions. Currently, I'm working on live projects at Copy Cat Group, including AI-powered tender scraping and SAP API integrations.</w:t>
+        <w:t>AI Engineer and Full Stack Developer with a focus on data-driven solutions and automation. I have experience in building and maintaining full-stack applications, integrating AI-driven features, and working with diverse teams. Skilled in Python, JavaScript, SQL, and various frameworks, with a track record of delivering high-quality software solutions. Currently, I'm leading AI-powered projects at Copy Cat Group, including an SAP API integration and an innovative tender scraping pipeline.</w:t>
       </w:r>
     </w:p>
     <w:p>
@@ -209,7 +209,7 @@
         <w:rPr>
           <w:sz w:val="20"/>
         </w:rPr>
-        <w:t>n8n, Playwright, APScheduler, Web Scraping, REST APIs</w:t>
+        <w:t>n8n, Playwright, APScheduler, Web Scraping, REST APIs, Git, GitHub, Postman, VS Code, Jira, Trello, Slack, HubSpot, Figma, Docker</w:t>
       </w:r>
     </w:p>
     <w:p>
@@ -227,7 +227,7 @@
         <w:rPr>
           <w:sz w:val="20"/>
         </w:rPr>
-        <w:t>Git, GitHub, Postman, VS Code, Jira, Trello, Slack, HubSpot, Figma, Docker, Oracle Cloud, Google Cloud Platform</w:t>
+        <w:t>Oracle Cloud, Google Cloud Platform, CI/CD, Git-based workflows</w:t>
       </w:r>
     </w:p>
     <w:p>
@@ -245,7 +245,7 @@
         <w:rPr>
           <w:sz w:val="20"/>
         </w:rPr>
-        <w:t>dimensional modelling, aggregation, filtering, query generation, spreadsheets, sensor platforms, document repositories, ingestion, reconciliation, data validation, deduplication, staleness detection, data reconciliation, embedding models, vector storage (pgvector)</w:t>
+        <w:t>dimensional modelling, aggregation, filtering, precision-preserving query generation, spreadsheets, sensor platforms, document repositories, ingestion, reconciliation, data validation, deduplication, staleness detection, embedding models</w:t>
       </w:r>
     </w:p>
     <w:p>
@@ -263,7 +263,7 @@
         <w:rPr>
           <w:sz w:val="20"/>
         </w:rPr>
-        <w:t>dedicated vector DB, retrieval stacks, retrieval pipelines, embedding generation, indexing, MCP (Machine-Checked Proofs), API design, benchmarking, retrieval quality assessment, answer fidelity, hallucination rate, latency measurement, cost optimization, observability, query performance</w:t>
+        <w:t>vector storage (pgvector), dedicated vector DB, retrieval stacks, retrieval pipelines, embedding generation, indexing, MCP, API design, answer fidelity, hallucination rate, latency, cost, observability, query performance</w:t>
       </w:r>
     </w:p>
     <w:p>
@@ -313,7 +313,7 @@
         <w:rPr>
           <w:sz w:val="20"/>
         </w:rPr>
-        <w:t>Integrating SAP APIs with an internal Credit Control System for automated OA and IT processes.</w:t>
+        <w:t>Leading the integration of SAP APIs with an internal Credit Control System, automating processes for OA and IT business units.</w:t>
       </w:r>
     </w:p>
     <w:p>
@@ -325,7 +325,7 @@
         <w:rPr>
           <w:sz w:val="20"/>
         </w:rPr>
-        <w:t>Authoring comprehensive System Design Documents (SDDs) for Application, Data, Integration, and Security Architecture.</w:t>
+        <w:t>Designing and implementing an AI-powered tender scraping pipeline, automating tender opportunity discovery and processing.</w:t>
       </w:r>
     </w:p>
     <w:p>
@@ -337,7 +337,7 @@
         <w:rPr>
           <w:sz w:val="20"/>
         </w:rPr>
-        <w:t>Designing and building an AI-powered tender scraping pipeline to automate tender discovery and processing.</w:t>
+        <w:t>Authoring comprehensive System Design Documents (SDDs) and Business Requirements Documents (BRDs) to drive project scope and technical specifications.</w:t>
       </w:r>
     </w:p>
     <w:p>
@@ -372,31 +372,7 @@
         <w:rPr>
           <w:sz w:val="20"/>
         </w:rPr>
-        <w:t>Train AI models by generating accurate difference-based captions for multimodal datasets</w:t>
-      </w:r>
-    </w:p>
-    <w:p>
-      <w:pPr>
-        <w:pStyle w:val="ListBullet"/>
-        <w:spacing w:before="0" w:after="20"/>
-      </w:pPr>
-      <w:r>
-        <w:rPr>
-          <w:sz w:val="20"/>
-        </w:rPr>
-        <w:t>Perform categorisation, bounding, consistency checks, and image-level validation to improve multimodal model accuracy</w:t>
-      </w:r>
-    </w:p>
-    <w:p>
-      <w:pPr>
-        <w:pStyle w:val="ListBullet"/>
-        <w:spacing w:before="0" w:after="20"/>
-      </w:pPr>
-      <w:r>
-        <w:rPr>
-          <w:sz w:val="20"/>
-        </w:rPr>
-        <w:t>Contribute high-quality annotated outputs that directly feed into production AI model training pipelines</w:t>
+        <w:t>Generating accurate captions and annotations for multimodal datasets, improving model accuracy through categorisation and validation.</w:t>
       </w:r>
     </w:p>
     <w:p>
@@ -431,31 +407,7 @@
         <w:rPr>
           <w:sz w:val="20"/>
         </w:rPr>
-        <w:t>Developed and delivered full-stack solutions for U.S.-based clients across different sectors</w:t>
-      </w:r>
-    </w:p>
-    <w:p>
-      <w:pPr>
-        <w:pStyle w:val="ListBullet"/>
-        <w:spacing w:before="0" w:after="20"/>
-      </w:pPr>
-      <w:r>
-        <w:rPr>
-          <w:sz w:val="20"/>
-        </w:rPr>
-        <w:t>Built UI components, optimised APIs, and handled CMS-based website systems</w:t>
-      </w:r>
-    </w:p>
-    <w:p>
-      <w:pPr>
-        <w:pStyle w:val="ListBullet"/>
-        <w:spacing w:before="0" w:after="20"/>
-      </w:pPr>
-      <w:r>
-        <w:rPr>
-          <w:sz w:val="20"/>
-        </w:rPr>
-        <w:t>Collaborated with remote teams to debug, improve performance, and implement client feedback</w:t>
+        <w:t>Built full-stack solutions, including UI components and API optimisation, for diverse U.S. clients, ensuring performance and client satisfaction.</w:t>
       </w:r>
     </w:p>
     <w:p>
@@ -490,31 +442,7 @@
         <w:rPr>
           <w:sz w:val="20"/>
         </w:rPr>
-        <w:t>Annotated and evaluated datasets for health and agriculture AI systems</w:t>
-      </w:r>
-    </w:p>
-    <w:p>
-      <w:pPr>
-        <w:pStyle w:val="ListBullet"/>
-        <w:spacing w:before="0" w:after="20"/>
-      </w:pPr>
-      <w:r>
-        <w:rPr>
-          <w:sz w:val="20"/>
-        </w:rPr>
-        <w:t>Performed intent detection, slot tagging, utterance verification, and structured dataset creation</w:t>
-      </w:r>
-    </w:p>
-    <w:p>
-      <w:pPr>
-        <w:pStyle w:val="ListBullet"/>
-        <w:spacing w:before="0" w:after="20"/>
-      </w:pPr>
-      <w:r>
-        <w:rPr>
-          <w:sz w:val="20"/>
-        </w:rPr>
-        <w:t>Ensured annotation quality and consistency across multilingual and multimodal training data</w:t>
+        <w:t>Performed intent detection, slot tagging, and utterance verification for health and agriculture AI systems, ensuring high-quality training data.</w:t>
       </w:r>
     </w:p>
     <w:p>
